--- a/_materials/docs/out/Соглашение о расторжении прежнего договора.docx
+++ b/_materials/docs/out/Соглашение о расторжении прежнего договора.docx
@@ -65,7 +65,7 @@
         <w:tab/>
       </w:r>
       <w:r>
-        <w:t>«31» июля 2026 г.</w:t>
+        <w:t>«15» августа 2026 г.</w:t>
       </w:r>
     </w:p>
     <w:p>
@@ -90,7 +90,7 @@
           <w:b w:val="0"/>
           <w:i w:val="0"/>
         </w:rPr>
-        <w:t>1. Стороны пришли к соглашению расторгнуть договор возмездного оказания услуг № __________________ от «__» ____________ 20__ г. (далее — Договор) с «31» июля 2026 г.</w:t>
+        <w:t>1. Стороны пришли к соглашению расторгнуть договор возмездного оказания услуг № __________________ от «__» ____________ 20__ г. (далее — Договор) с «15» августа 2026 г.</w:t>
       </w:r>
     </w:p>
     <w:p>
@@ -103,7 +103,7 @@
           <w:b w:val="0"/>
           <w:i w:val="0"/>
         </w:rPr>
-        <w:t>2. Основанием расторжения является переход Сторон к сотрудничеству на условиях договора возмездного оказания услуг по продвижению № 1547 от «31» июля 2026 г. (далее — Новый договор), предмет которого включает более широкий состав услуг и охватывает все сайты Заказчика (angel-denta.ru, versal-dent.ru, venecia-dent.ru), а условия — весь фактический объём отношений Сторон.</w:t>
+        <w:t>2. Основанием расторжения является переход Сторон к сотрудничеству на условиях договора возмездного оказания услуг по продвижению № 1547 от «15» августа 2026 г. (далее — Новый договор), предмет которого включает более широкий состав услуг и охватывает все сайты Заказчика (angel-denta.ru, versal-dent.ru, venecia-dent.ru), а условия — весь фактический объём отношений Сторон.</w:t>
       </w:r>
     </w:p>
     <w:p>

--- a/_materials/docs/out/Соглашение о расторжении прежнего договора.docx
+++ b/_materials/docs/out/Соглашение о расторжении прежнего договора.docx
@@ -422,7 +422,7 @@
                 <w:b w:val="0"/>
                 <w:sz w:val="18"/>
               </w:rPr>
-              <w:t>Р/с __________________</w:t>
+              <w:t>Р/с 40702810924800001187</w:t>
             </w:r>
           </w:p>
           <w:p>
@@ -434,7 +434,7 @@
                 <w:b w:val="0"/>
                 <w:sz w:val="18"/>
               </w:rPr>
-              <w:t>__________________, БИК __________________</w:t>
+              <w:t>Филиал «Центральный» Банка ВТБ (ПАО), БИК 044525411</w:t>
             </w:r>
           </w:p>
           <w:p>
@@ -446,7 +446,7 @@
                 <w:b w:val="0"/>
                 <w:sz w:val="18"/>
               </w:rPr>
-              <w:t>К/с __________________</w:t>
+              <w:t>К/с 30101810145250000411</w:t>
             </w:r>
           </w:p>
           <w:p>

--- a/_materials/docs/out/Соглашение о расторжении прежнего договора.docx
+++ b/_materials/docs/out/Соглашение о расторжении прежнего договора.docx
@@ -77,7 +77,7 @@
           <w:b w:val="0"/>
           <w:i w:val="0"/>
         </w:rPr>
-        <w:t>Индивидуальный предприниматель Зайдель Адриан Патрик (ОГРНИП 325774600319981, ИНН 772590578053), именуемый в дальнейшем «Исполнитель», с одной стороны, и Общество с ограниченной ответственностью «АНГЕЛ-ДЕНТ» (ООО «АНГЕЛ-ДЕНТ», ИНН 5012077543) в лице генерального директора Геворкяна Санатрука Ивановича, действующего на основании Устава, именуемое в дальнейшем «Заказчик», с другой стороны, совместно именуемые «Стороны», заключили настоящее Соглашение о нижеследующем:</w:t>
+        <w:t>Индивидуальный предприниматель Зайдель Адриан Патрик (ОГРНИП 325774600319981, ИНН 772590578053), именуемый в дальнейшем «Исполнитель», с одной стороны, и Общество с ограниченной ответственностью «АНГЕЛ-ДЕНТ» (ООО «АНГЕЛ-ДЕНТ», ИНН 5012077543) в лице коммерческого директора Наджарова Ашота Андриевича, именуемое в дальнейшем «Заказчик», с другой стороны, совместно именуемые «Стороны», заключили настоящее Соглашение о нижеследующем:</w:t>
       </w:r>
     </w:p>
     <w:p>
@@ -386,7 +386,7 @@
                 <w:b w:val="0"/>
                 <w:sz w:val="18"/>
               </w:rPr>
-              <w:t>ИНН 5012077543, КПП __________</w:t>
+              <w:t>ИНН 5012077543, КПП 504101001</w:t>
             </w:r>
           </w:p>
           <w:p>
@@ -410,7 +410,7 @@
                 <w:b w:val="0"/>
                 <w:sz w:val="18"/>
               </w:rPr>
-              <w:t>143968, Московская обл., г. Реутов, ул. Победы, д. 22</w:t>
+              <w:t>143968, Московская область, г. Реутов, ул. Победы, д. 22, помещение V</w:t>
             </w:r>
           </w:p>
           <w:p>
@@ -481,7 +481,7 @@
                 <w:b w:val="0"/>
                 <w:sz w:val="18"/>
               </w:rPr>
-              <w:t>Генеральный директор</w:t>
+              <w:t>Коммерческий директор</w:t>
             </w:r>
           </w:p>
           <w:p>
@@ -493,7 +493,7 @@
                 <w:b w:val="0"/>
                 <w:sz w:val="18"/>
               </w:rPr>
-              <w:t>_______________ / Геворкян С. И. /</w:t>
+              <w:t>_______________ / Наджаров А. А. /</w:t>
             </w:r>
           </w:p>
           <w:p>

--- a/_materials/docs/out/Соглашение о расторжении прежнего договора.docx
+++ b/_materials/docs/out/Соглашение о расторжении прежнего договора.docx
@@ -335,18 +335,6 @@
               <w:t>_______________ / Зайдель А. П. /</w:t>
             </w:r>
           </w:p>
-          <w:p>
-            <w:pPr>
-              <w:spacing w:after="0"/>
-            </w:pPr>
-            <w:r>
-              <w:rPr>
-                <w:b w:val="0"/>
-                <w:sz w:val="18"/>
-              </w:rPr>
-              <w:t>М.П. (при наличии)</w:t>
-            </w:r>
-          </w:p>
         </w:tc>
         <w:tc>
           <w:tcPr>
